--- a/build/static/downloads/contract_A4.docx
+++ b/build/static/downloads/contract_A4.docx
@@ -177,6 +177,7 @@
         <w:tc>
           <w:tcPr>
             <w:tcW w:type="dxa" w:w="4320"/>
+            <w:vMerge w:val="restart"/>
             <w:vAlign w:val="top"/>
           </w:tcPr>
           <w:p>
@@ -216,6 +217,13 @@
         <w:tc>
           <w:tcPr>
             <w:tcW w:type="dxa" w:w="4320"/>
+            <w:vMerge/>
+          </w:tcPr>
+          <w:p/>
+        </w:tc>
+        <w:tc>
+          <w:tcPr>
+            <w:tcW w:type="dxa" w:w="4320"/>
             <w:vAlign w:val="top"/>
           </w:tcPr>
           <w:p>
@@ -230,14 +238,15 @@
             </w:r>
           </w:p>
         </w:tc>
+      </w:tr>
+      <w:tr>
         <w:tc>
           <w:tcPr>
             <w:tcW w:type="dxa" w:w="4320"/>
+            <w:vMerge/>
           </w:tcPr>
           <w:p/>
         </w:tc>
-      </w:tr>
-      <w:tr>
         <w:tc>
           <w:tcPr>
             <w:tcW w:type="dxa" w:w="4320"/>
@@ -254,12 +263,6 @@
               <w:t>일금 O O O O O원정 (합계: ₩O,OOO,OOO)</w:t>
             </w:r>
           </w:p>
-        </w:tc>
-        <w:tc>
-          <w:tcPr>
-            <w:tcW w:type="dxa" w:w="4320"/>
-          </w:tcPr>
-          <w:p/>
         </w:tc>
       </w:tr>
       <w:tr>
@@ -389,6 +392,34 @@
               <w:t>5) 지체상금률: 1일당 납기 미이행액의 O.O%</w:t>
             </w:r>
           </w:p>
+        </w:tc>
+      </w:tr>
+      <w:tr>
+        <w:tc>
+          <w:tcPr>
+            <w:tcW w:type="dxa" w:w="4320"/>
+          </w:tcPr>
+          <w:p/>
+        </w:tc>
+        <w:tc>
+          <w:tcPr>
+            <w:tcW w:type="dxa" w:w="4320"/>
+          </w:tcPr>
+          <w:p/>
+        </w:tc>
+      </w:tr>
+      <w:tr>
+        <w:tc>
+          <w:tcPr>
+            <w:tcW w:type="dxa" w:w="4320"/>
+          </w:tcPr>
+          <w:p/>
+        </w:tc>
+        <w:tc>
+          <w:tcPr>
+            <w:tcW w:type="dxa" w:w="4320"/>
+          </w:tcPr>
+          <w:p/>
         </w:tc>
       </w:tr>
     </w:tbl>
